--- a/Exercise-03-Solution.docx
+++ b/Exercise-03-Solution.docx
@@ -7,19 +7,7 @@
         <w:pStyle w:val="Title"/>
       </w:pPr>
       <w:r>
-        <w:t xml:space="preserve">Exercise</w:t>
-      </w:r>
-      <w:r>
-        <w:t xml:space="preserve"> </w:t>
-      </w:r>
-      <w:r>
-        <w:t xml:space="preserve">3</w:t>
-      </w:r>
-      <w:r>
-        <w:t xml:space="preserve"> </w:t>
-      </w:r>
-      <w:r>
-        <w:t xml:space="preserve">Solution</w:t>
+        <w:t xml:space="preserve">Exercise 3 Solution</w:t>
       </w:r>
     </w:p>
     <w:bookmarkStart w:id="23" w:name="exercise-3"/>
@@ -163,7 +151,7 @@
         <w:pStyle w:val="BodyText"/>
       </w:pPr>
       <w:r>
-        <w:t xml:space="preserve">- Following good coding conventions (provide feedback on this point).</w:t>
+        <w:t xml:space="preserve">- Following good coding conventions (e.g., using pipe operators, including comments).</w:t>
       </w:r>
     </w:p>
     <w:p>
@@ -238,25 +226,25 @@
         <w:rPr>
           <w:rStyle w:val="VerbatimChar"/>
         </w:rPr>
-        <w:t xml:space="preserve">✔ ggplot2   3.5.1     ✔ tibble    3.2.1</w:t>
-      </w:r>
-      <w:r>
-        <w:br/>
-      </w:r>
-      <w:r>
-        <w:rPr>
-          <w:rStyle w:val="VerbatimChar"/>
-        </w:rPr>
-        <w:t xml:space="preserve">✔ lubridate 1.9.3     ✔ tidyr     1.3.1</w:t>
-      </w:r>
-      <w:r>
-        <w:br/>
-      </w:r>
-      <w:r>
-        <w:rPr>
-          <w:rStyle w:val="VerbatimChar"/>
-        </w:rPr>
-        <w:t xml:space="preserve">✔ purrr     1.0.2     </w:t>
+        <w:t xml:space="preserve">✔ ggplot2   3.5.2     ✔ tibble    3.3.0</w:t>
+      </w:r>
+      <w:r>
+        <w:br/>
+      </w:r>
+      <w:r>
+        <w:rPr>
+          <w:rStyle w:val="VerbatimChar"/>
+        </w:rPr>
+        <w:t xml:space="preserve">✔ lubridate 1.9.4     ✔ tidyr     1.3.1</w:t>
+      </w:r>
+      <w:r>
+        <w:br/>
+      </w:r>
+      <w:r>
+        <w:rPr>
+          <w:rStyle w:val="VerbatimChar"/>
+        </w:rPr>
+        <w:t xml:space="preserve">✔ purrr     1.1.0     </w:t>
       </w:r>
       <w:r>
         <w:br/>
@@ -1405,7 +1393,11 @@
       </w:r>
     </w:p>
     <w:bookmarkEnd w:id="23"/>
-    <w:sectPr/>
+    <w:sectPr>
+      <w:footnotePr>
+        <w:numRestart w:val="eachSect"/>
+      </w:footnotePr>
+    </w:sectPr>
   </w:body>
 </w:document>
 </file>
@@ -1692,8 +1684,6 @@
     </w:pPr>
     <w:rPr>
       <w:rFonts w:asciiTheme="majorHAnsi" w:cstheme="majorBidi" w:eastAsiaTheme="majorEastAsia" w:hAnsiTheme="majorHAnsi"/>
-      <w:spacing w:val="-10"/>
-      <w:kern w:val="28"/>
       <w:sz w:val="56"/>
       <w:szCs w:val="56"/>
     </w:rPr>
@@ -1706,15 +1696,13 @@
     <w:rsid w:val="00A10FD9"/>
     <w:rPr>
       <w:rFonts w:asciiTheme="majorHAnsi" w:cstheme="majorBidi" w:eastAsiaTheme="majorEastAsia" w:hAnsiTheme="majorHAnsi"/>
-      <w:spacing w:val="-10"/>
-      <w:kern w:val="28"/>
       <w:sz w:val="56"/>
       <w:szCs w:val="56"/>
     </w:rPr>
   </w:style>
   <w:style w:styleId="Subtitle" w:type="paragraph">
     <w:name w:val="Subtitle"/>
-    <w:basedOn w:val="Normal"/>
+    <w:basedOn w:val="Title"/>
     <w:next w:val="BodyText"/>
     <w:link w:val="SubtitleChar"/>
     <w:uiPriority w:val="11"/>
@@ -1727,7 +1715,6 @@
     </w:pPr>
     <w:rPr>
       <w:rFonts w:cstheme="majorBidi" w:eastAsiaTheme="majorEastAsia"/>
-      <w:color w:themeColor="text1" w:themeTint="A6" w:val="595959"/>
       <w:spacing w:val="15"/>
       <w:sz w:val="28"/>
       <w:szCs w:val="28"/>
@@ -1749,23 +1736,31 @@
   </w:style>
   <w:style w:customStyle="1" w:styleId="Author" w:type="paragraph">
     <w:name w:val="Author"/>
+    <w:basedOn w:val="Title"/>
     <w:next w:val="BodyText"/>
     <w:qFormat/>
     <w:pPr>
       <w:keepNext/>
       <w:keepLines/>
-      <w:jc w:val="center"/>
     </w:pPr>
+    <w:rPr>
+      <w:sz w:val="24"/>
+      <w:szCs w:val="24"/>
+    </w:rPr>
   </w:style>
   <w:style w:styleId="Date" w:type="paragraph">
     <w:name w:val="Date"/>
+    <w:basedOn w:val="Title"/>
     <w:next w:val="BodyText"/>
     <w:qFormat/>
     <w:pPr>
       <w:keepNext/>
       <w:keepLines/>
-      <w:jc w:val="center"/>
     </w:pPr>
+    <w:rPr>
+      <w:sz w:val="24"/>
+      <w:szCs w:val="24"/>
+    </w:rPr>
   </w:style>
   <w:style w:customStyle="1" w:styleId="AbstractTitle" w:type="paragraph">
     <w:name w:val="Abstract Title"/>
@@ -1780,7 +1775,6 @@
     </w:pPr>
     <w:rPr>
       <w:b/>
-      <w:color w:val="345A8A"/>
       <w:sz w:val="20"/>
       <w:szCs w:val="20"/>
     </w:rPr>
